--- a/projects/azzar-electric-gate-motors/case-study/azzar-electric-gate-motors-case-study.docx
+++ b/projects/azzar-electric-gate-motors/case-study/azzar-electric-gate-motors-case-study.docx
@@ -35,7 +35,7 @@
     </w:p>
     <w:p>
       <w:pPr>
-        <w:spacing w:after="40"/>
+        <w:spacing w:after="400"/>
       </w:pPr>
       <w:r>
         <w:rPr>
@@ -46,89 +46,6 @@
           <w:szCs w:val="20"/>
         </w:rPr>
         <w:t xml:space="preserve">Living document — updated as the campaign progresses</w:t>
-      </w:r>
-    </w:p>
-    <w:p>
-      <w:pPr>
-        <w:spacing w:after="400"/>
-      </w:pPr>
-      <w:r>
-        <w:rPr>
-          <w:color w:val="5B6670"/>
-          <w:sz w:val="20"/>
-          <w:szCs w:val="20"/>
-        </w:rPr>
-        <w:t xml:space="preserve">Version 5 · 12 August 2026</w:t>
-      </w:r>
-    </w:p>
-    <w:p>
-      <w:pPr>
-        <w:pStyle w:val="Heading1"/>
-        <w:pBdr>
-          <w:bottom w:val="single" w:color="1F3B57" w:sz="6" w:space="4"/>
-        </w:pBdr>
-        <w:spacing w:after="160" w:before="360"/>
-      </w:pPr>
-      <w:r>
-        <w:rPr>
-          <w:b/>
-          <w:bCs/>
-          <w:color w:val="1F3B57"/>
-          <w:sz w:val="30"/>
-          <w:szCs w:val="30"/>
-        </w:rPr>
-        <w:t xml:space="preserve">Update Log</w:t>
-      </w:r>
-    </w:p>
-    <w:p>
-      <w:pPr>
-        <w:pStyle w:val="ListParagraph"/>
-        <w:numPr>
-          <w:ilvl w:val="0"/>
-          <w:numId w:val="2"/>
-        </w:numPr>
-        <w:spacing w:after="80" w:line="280"/>
-      </w:pPr>
-      <w:r>
-        <w:rPr>
-          <w:sz w:val="22"/>
-          <w:szCs w:val="22"/>
-        </w:rPr>
-        <w:t xml:space="preserve">12 Aug 2026 — Landing page and blog post URLs verified live.</w:t>
-      </w:r>
-    </w:p>
-    <w:p>
-      <w:pPr>
-        <w:pStyle w:val="ListParagraph"/>
-        <w:numPr>
-          <w:ilvl w:val="0"/>
-          <w:numId w:val="2"/>
-        </w:numPr>
-        <w:spacing w:after="80" w:line="280"/>
-      </w:pPr>
-      <w:r>
-        <w:rPr>
-          <w:sz w:val="22"/>
-          <w:szCs w:val="22"/>
-        </w:rPr>
-        <w:t xml:space="preserve">12 Aug 2026 — Confirmed Meta Ads will run through the account holder’s personal ad account (the one holding the Azzar Facebook Page), not a Business Manager-scoped account. That account has no structural separation from other activity on it and isn’t yet enabled for Claude to manage directly — documented manual separation tactics instead. Also flagged that a dedicated, already-separated "Azzar" business ad account exists as an alternative, pending a payment method.</w:t>
-      </w:r>
-    </w:p>
-    <w:p>
-      <w:pPr>
-        <w:pStyle w:val="ListParagraph"/>
-        <w:numPr>
-          <w:ilvl w:val="0"/>
-          <w:numId w:val="2"/>
-        </w:numPr>
-        <w:spacing w:after="80" w:line="280"/>
-      </w:pPr>
-      <w:r>
-        <w:rPr>
-          <w:sz w:val="22"/>
-          <w:szCs w:val="22"/>
-        </w:rPr>
-        <w:t xml:space="preserve">11 Aug 2026 — Blog post AIOSEO TruSEO score raised from 58/100 to 86/100 by setting a focus keyword and optimizing around it.</w:t>
       </w:r>
     </w:p>
     <w:p>
@@ -2045,7 +1962,7 @@
         </w:rPr>
         <w:t xml:space="preserve">Landing page: </w:t>
       </w:r>
-      <w:hyperlink w:history="1" r:id="rId1zibaxxv_igguidzr0q6w">
+      <w:hyperlink w:history="1" r:id="rId8qzdplhhtxylz19f7csph">
         <w:r>
           <w:rPr>
             <w:color w:val="0563C1"/>
@@ -2071,7 +1988,7 @@
         </w:rPr>
         <w:t xml:space="preserve">Blog post: </w:t>
       </w:r>
-      <w:hyperlink w:history="1" r:id="rIdhgwak6ykjk5vcedfymigc">
+      <w:hyperlink w:history="1" r:id="rIdmtx4deannedvk7alp6lj6">
         <w:r>
           <w:rPr>
             <w:color w:val="0563C1"/>

--- a/projects/azzar-electric-gate-motors/case-study/azzar-electric-gate-motors-case-study.docx
+++ b/projects/azzar-electric-gate-motors/case-study/azzar-electric-gate-motors-case-study.docx
@@ -20,7 +20,7 @@
     </w:p>
     <w:p>
       <w:pPr>
-        <w:spacing w:after="200"/>
+        <w:spacing w:after="400"/>
       </w:pPr>
       <w:r>
         <w:rPr>
@@ -31,21 +31,6 @@
           <w:szCs w:val="40"/>
         </w:rPr>
         <w:t xml:space="preserve">Electric Gate Motors — Digital Marketing Campaign Case Study</w:t>
-      </w:r>
-    </w:p>
-    <w:p>
-      <w:pPr>
-        <w:spacing w:after="400"/>
-      </w:pPr>
-      <w:r>
-        <w:rPr>
-          <w:i/>
-          <w:iCs/>
-          <w:color w:val="5B6670"/>
-          <w:sz w:val="20"/>
-          <w:szCs w:val="20"/>
-        </w:rPr>
-        <w:t xml:space="preserve">Living document — updated as the campaign progresses</w:t>
       </w:r>
     </w:p>
     <w:p>
@@ -1962,7 +1947,7 @@
         </w:rPr>
         <w:t xml:space="preserve">Landing page: </w:t>
       </w:r>
-      <w:hyperlink w:history="1" r:id="rId8qzdplhhtxylz19f7csph">
+      <w:hyperlink w:history="1" r:id="rIdkyah1azhobca4vas1di4d">
         <w:r>
           <w:rPr>
             <w:color w:val="0563C1"/>
@@ -1988,7 +1973,7 @@
         </w:rPr>
         <w:t xml:space="preserve">Blog post: </w:t>
       </w:r>
-      <w:hyperlink w:history="1" r:id="rIdmtx4deannedvk7alp6lj6">
+      <w:hyperlink w:history="1" r:id="rIdkwnwsnuszpvl1gsszjtts">
         <w:r>
           <w:rPr>
             <w:color w:val="0563C1"/>
